--- a/DÉCAPAGE.docx
+++ b/DÉCAPAGE.docx
@@ -2400,8 +2400,9 @@
                 <w:sz w:val="18"/>
                 <w:szCs w:val="18"/>
               </w:rPr>
-              <w:t>Référence procédure :</w:t>
-            </w:r>
+              <w:t>Référence procédure</w:t>
+            </w:r>
+            <w:proofErr w:type="gramStart"/>
             <w:r>
               <w:rPr>
                 <w:b/>
@@ -2410,7 +2411,28 @@
                 <w:sz w:val="18"/>
                 <w:szCs w:val="18"/>
               </w:rPr>
-              <w:t>{{REF}}</w:t>
+              <w:t xml:space="preserve"> :</w:t>
+            </w:r>
+            <w:r>
+              <w:rPr>
+                <w:b/>
+                <w:bCs/>
+                <w:color w:val="000000"/>
+                <w:sz w:val="18"/>
+                <w:szCs w:val="18"/>
+              </w:rPr>
+              <w:t>{</w:t>
+            </w:r>
+            <w:proofErr w:type="gramEnd"/>
+            <w:r>
+              <w:rPr>
+                <w:b/>
+                <w:bCs/>
+                <w:color w:val="000000"/>
+                <w:sz w:val="18"/>
+                <w:szCs w:val="18"/>
+              </w:rPr>
+              <w:t>{REF}}</w:t>
             </w:r>
           </w:p>
         </w:tc>
@@ -2461,8 +2483,9 @@
                 <w:sz w:val="18"/>
                 <w:szCs w:val="18"/>
               </w:rPr>
-              <w:t>{{PARTIE}}</w:t>
-            </w:r>
+              <w:t>{{PARTIE</w:t>
+            </w:r>
+            <w:proofErr w:type="gramStart"/>
             <w:r>
               <w:rPr>
                 <w:b/>
@@ -2471,7 +2494,28 @@
                 <w:sz w:val="18"/>
                 <w:szCs w:val="18"/>
               </w:rPr>
-              <w:t xml:space="preserve">                </w:t>
+              <w:t>}}</w:t>
+            </w:r>
+            <w:r>
+              <w:rPr>
+                <w:b/>
+                <w:bCs/>
+                <w:color w:val="000000"/>
+                <w:sz w:val="18"/>
+                <w:szCs w:val="18"/>
+              </w:rPr>
+              <w:t xml:space="preserve">   </w:t>
+            </w:r>
+            <w:proofErr w:type="gramEnd"/>
+            <w:r>
+              <w:rPr>
+                <w:b/>
+                <w:bCs/>
+                <w:color w:val="000000"/>
+                <w:sz w:val="18"/>
+                <w:szCs w:val="18"/>
+              </w:rPr>
+              <w:t xml:space="preserve">             </w:t>
             </w:r>
             <w:r>
               <w:rPr>
@@ -2705,8 +2749,9 @@
                 <w:sz w:val="18"/>
                 <w:szCs w:val="18"/>
               </w:rPr>
-              <w:t>Pièces jointes :</w:t>
-            </w:r>
+              <w:t>Pièces jointes</w:t>
+            </w:r>
+            <w:proofErr w:type="gramStart"/>
             <w:r>
               <w:rPr>
                 <w:b/>
@@ -2715,7 +2760,28 @@
                 <w:sz w:val="18"/>
                 <w:szCs w:val="18"/>
               </w:rPr>
-              <w:t>{{PIECES}}</w:t>
+              <w:t> :</w:t>
+            </w:r>
+            <w:r>
+              <w:rPr>
+                <w:b/>
+                <w:bCs/>
+                <w:color w:val="000000"/>
+                <w:sz w:val="18"/>
+                <w:szCs w:val="18"/>
+              </w:rPr>
+              <w:t>{</w:t>
+            </w:r>
+            <w:proofErr w:type="gramEnd"/>
+            <w:r>
+              <w:rPr>
+                <w:b/>
+                <w:bCs/>
+                <w:color w:val="000000"/>
+                <w:sz w:val="18"/>
+                <w:szCs w:val="18"/>
+              </w:rPr>
+              <w:t>{PIECES}}</w:t>
             </w:r>
           </w:p>
         </w:tc>
@@ -13034,6 +13100,7 @@
                 <w:sz w:val="17"/>
               </w:rPr>
             </w:pPr>
+            <w:proofErr w:type="gramStart"/>
             <w:r>
               <w:rPr>
                 <w:b/>
@@ -13056,6 +13123,7 @@
               </w:rPr>
               <w:t>:</w:t>
             </w:r>
+            <w:proofErr w:type="gramEnd"/>
             <w:r>
               <w:rPr>
                 <w:b/>
@@ -13069,8 +13137,17 @@
                 <w:b/>
                 <w:sz w:val="17"/>
               </w:rPr>
-              <w:t>PAQ/annexe</w:t>
-            </w:r>
+              <w:t>PAQ/</w:t>
+            </w:r>
+            <w:proofErr w:type="spellStart"/>
+            <w:r>
+              <w:rPr>
+                <w:b/>
+                <w:sz w:val="17"/>
+              </w:rPr>
+              <w:t>annexe</w:t>
+            </w:r>
+            <w:proofErr w:type="spellEnd"/>
             <w:r>
               <w:rPr>
                 <w:b/>
@@ -13760,6 +13837,7 @@
               </w:rPr>
               <w:t xml:space="preserve"> </w:t>
             </w:r>
+            <w:proofErr w:type="gramStart"/>
             <w:r>
               <w:rPr>
                 <w:b/>
@@ -13786,6 +13864,7 @@
               </w:rPr>
               <w:t>:</w:t>
             </w:r>
+            <w:proofErr w:type="gramEnd"/>
             <w:r>
               <w:rPr>
                 <w:b/>
@@ -13831,6 +13910,7 @@
                 <w:sz w:val="20"/>
               </w:rPr>
             </w:pPr>
+            <w:proofErr w:type="spellStart"/>
             <w:r>
               <w:rPr>
                 <w:b/>
@@ -13838,6 +13918,7 @@
               </w:rPr>
               <w:t>Référence</w:t>
             </w:r>
+            <w:proofErr w:type="spellEnd"/>
             <w:r>
               <w:rPr>
                 <w:b/>
@@ -13846,6 +13927,8 @@
               </w:rPr>
               <w:t xml:space="preserve"> </w:t>
             </w:r>
+            <w:proofErr w:type="spellStart"/>
+            <w:proofErr w:type="gramStart"/>
             <w:r>
               <w:rPr>
                 <w:b/>
@@ -13853,6 +13936,7 @@
               </w:rPr>
               <w:t>procédure</w:t>
             </w:r>
+            <w:proofErr w:type="spellEnd"/>
             <w:r>
               <w:rPr>
                 <w:b/>
@@ -13869,6 +13953,7 @@
               </w:rPr>
               <w:t>:</w:t>
             </w:r>
+            <w:proofErr w:type="gramEnd"/>
             <w:r>
               <w:rPr>
                 <w:b/>
@@ -13912,6 +13997,7 @@
                 <w:sz w:val="20"/>
               </w:rPr>
             </w:pPr>
+            <w:proofErr w:type="spellStart"/>
             <w:r>
               <w:rPr>
                 <w:b/>
@@ -13920,6 +14006,7 @@
               </w:rPr>
               <w:t>Partie</w:t>
             </w:r>
+            <w:proofErr w:type="spellEnd"/>
             <w:r>
               <w:rPr>
                 <w:b/>
@@ -13929,6 +14016,8 @@
               </w:rPr>
               <w:t xml:space="preserve"> </w:t>
             </w:r>
+            <w:proofErr w:type="spellStart"/>
+            <w:proofErr w:type="gramStart"/>
             <w:r>
               <w:rPr>
                 <w:b/>
@@ -13937,6 +14026,7 @@
               </w:rPr>
               <w:t>d’ouvrage</w:t>
             </w:r>
+            <w:proofErr w:type="spellEnd"/>
             <w:r>
               <w:rPr>
                 <w:b/>
@@ -13955,6 +14045,7 @@
               </w:rPr>
               <w:t>:</w:t>
             </w:r>
+            <w:proofErr w:type="gramEnd"/>
             <w:r>
               <w:rPr>
                 <w:b/>
@@ -14054,6 +14145,7 @@
                 <w:sz w:val="20"/>
               </w:rPr>
             </w:pPr>
+            <w:proofErr w:type="spellStart"/>
             <w:r>
               <w:rPr>
                 <w:b/>
@@ -14061,7 +14153,17 @@
                 <w:w w:val="105"/>
                 <w:sz w:val="20"/>
               </w:rPr>
-              <w:t>Autres:</w:t>
+              <w:t>Autres</w:t>
+            </w:r>
+            <w:proofErr w:type="spellEnd"/>
+            <w:r>
+              <w:rPr>
+                <w:b/>
+                <w:spacing w:val="-2"/>
+                <w:w w:val="105"/>
+                <w:sz w:val="20"/>
+              </w:rPr>
+              <w:t>:</w:t>
             </w:r>
           </w:p>
         </w:tc>
@@ -14091,6 +14193,8 @@
                 <w:sz w:val="20"/>
               </w:rPr>
             </w:pPr>
+            <w:proofErr w:type="spellStart"/>
+            <w:proofErr w:type="gramStart"/>
             <w:r>
               <w:rPr>
                 <w:b/>
@@ -14100,6 +14204,7 @@
               </w:rPr>
               <w:t>Météorologie</w:t>
             </w:r>
+            <w:proofErr w:type="spellEnd"/>
             <w:r>
               <w:rPr>
                 <w:b/>
@@ -14118,6 +14223,7 @@
               </w:rPr>
               <w:t>:</w:t>
             </w:r>
+            <w:proofErr w:type="gramEnd"/>
           </w:p>
         </w:tc>
         <w:tc>
@@ -14141,6 +14247,8 @@
                 <w:sz w:val="20"/>
               </w:rPr>
             </w:pPr>
+            <w:proofErr w:type="spellStart"/>
+            <w:proofErr w:type="gramStart"/>
             <w:r>
               <w:rPr>
                 <w:b/>
@@ -14150,6 +14258,7 @@
               </w:rPr>
               <w:t>Température</w:t>
             </w:r>
+            <w:proofErr w:type="spellEnd"/>
             <w:r>
               <w:rPr>
                 <w:b/>
@@ -14168,6 +14277,7 @@
               </w:rPr>
               <w:t>:</w:t>
             </w:r>
+            <w:proofErr w:type="gramEnd"/>
           </w:p>
         </w:tc>
         <w:tc>
@@ -14191,6 +14301,7 @@
                 <w:sz w:val="20"/>
               </w:rPr>
             </w:pPr>
+            <w:proofErr w:type="gramStart"/>
             <w:r>
               <w:rPr>
                 <w:b/>
@@ -14217,6 +14328,7 @@
               </w:rPr>
               <w:t>:</w:t>
             </w:r>
+            <w:proofErr w:type="gramEnd"/>
           </w:p>
         </w:tc>
         <w:tc>
@@ -14240,6 +14352,8 @@
                 <w:sz w:val="20"/>
               </w:rPr>
             </w:pPr>
+            <w:proofErr w:type="spellStart"/>
+            <w:proofErr w:type="gramStart"/>
             <w:r>
               <w:rPr>
                 <w:b/>
@@ -14248,6 +14362,7 @@
               </w:rPr>
               <w:t>Pluie</w:t>
             </w:r>
+            <w:proofErr w:type="spellEnd"/>
             <w:r>
               <w:rPr>
                 <w:b/>
@@ -14266,6 +14381,7 @@
               </w:rPr>
               <w:t>:</w:t>
             </w:r>
+            <w:proofErr w:type="gramEnd"/>
           </w:p>
         </w:tc>
       </w:tr>
@@ -14884,24 +15000,39 @@
         <w:tc>
           <w:tcPr>
             <w:tcW w:w="360" w:type="pct"/>
+            <w:vAlign w:val="center"/>
           </w:tcPr>
           <w:p>
             <w:pPr>
               <w:pStyle w:val="TableParagraph"/>
-              <w:rPr>
+              <w:jc w:val="center"/>
+              <w:rPr>
+                <w:b/>
+                <w:bCs/>
                 <w:sz w:val="16"/>
                 <w:lang w:val="fr-MA"/>
               </w:rPr>
             </w:pPr>
+            <w:r>
+              <w:rPr>
+                <w:b/>
+                <w:bCs/>
+                <w:sz w:val="36"/>
+                <w:szCs w:val="36"/>
+              </w:rPr>
+              <w:sym w:font="Wingdings 2" w:char="F050"/>
+            </w:r>
           </w:p>
         </w:tc>
         <w:tc>
           <w:tcPr>
             <w:tcW w:w="374" w:type="pct"/>
+            <w:vAlign w:val="center"/>
           </w:tcPr>
           <w:p>
             <w:pPr>
               <w:pStyle w:val="TableParagraph"/>
+              <w:jc w:val="center"/>
               <w:rPr>
                 <w:sz w:val="16"/>
                 <w:lang w:val="fr-MA"/>
@@ -14912,10 +15043,12 @@
         <w:tc>
           <w:tcPr>
             <w:tcW w:w="421" w:type="pct"/>
+            <w:vAlign w:val="center"/>
           </w:tcPr>
           <w:p>
             <w:pPr>
               <w:pStyle w:val="TableParagraph"/>
+              <w:jc w:val="center"/>
               <w:rPr>
                 <w:sz w:val="16"/>
                 <w:lang w:val="fr-MA"/>
@@ -14955,6 +15088,7 @@
                 <w:sz w:val="18"/>
               </w:rPr>
             </w:pPr>
+            <w:proofErr w:type="spellStart"/>
             <w:r>
               <w:rPr>
                 <w:w w:val="105"/>
@@ -14962,6 +15096,7 @@
               </w:rPr>
               <w:t>Agrément</w:t>
             </w:r>
+            <w:proofErr w:type="spellEnd"/>
             <w:r>
               <w:rPr>
                 <w:spacing w:val="-8"/>
@@ -14985,6 +15120,7 @@
               </w:rPr>
               <w:t xml:space="preserve"> </w:t>
             </w:r>
+            <w:proofErr w:type="spellStart"/>
             <w:r>
               <w:rPr>
                 <w:spacing w:val="-2"/>
@@ -14993,28 +15129,44 @@
               </w:rPr>
               <w:t>dépôts</w:t>
             </w:r>
+            <w:proofErr w:type="spellEnd"/>
           </w:p>
         </w:tc>
         <w:tc>
           <w:tcPr>
             <w:tcW w:w="360" w:type="pct"/>
+            <w:vAlign w:val="center"/>
           </w:tcPr>
           <w:p>
             <w:pPr>
               <w:pStyle w:val="TableParagraph"/>
-              <w:rPr>
+              <w:jc w:val="center"/>
+              <w:rPr>
+                <w:b/>
+                <w:bCs/>
                 <w:sz w:val="16"/>
               </w:rPr>
             </w:pPr>
+            <w:r>
+              <w:rPr>
+                <w:b/>
+                <w:bCs/>
+                <w:sz w:val="36"/>
+                <w:szCs w:val="36"/>
+              </w:rPr>
+              <w:sym w:font="Wingdings 2" w:char="F050"/>
+            </w:r>
           </w:p>
         </w:tc>
         <w:tc>
           <w:tcPr>
             <w:tcW w:w="374" w:type="pct"/>
+            <w:vAlign w:val="center"/>
           </w:tcPr>
           <w:p>
             <w:pPr>
               <w:pStyle w:val="TableParagraph"/>
+              <w:jc w:val="center"/>
               <w:rPr>
                 <w:sz w:val="16"/>
               </w:rPr>
@@ -15024,10 +15176,12 @@
         <w:tc>
           <w:tcPr>
             <w:tcW w:w="421" w:type="pct"/>
+            <w:vAlign w:val="center"/>
           </w:tcPr>
           <w:p>
             <w:pPr>
               <w:pStyle w:val="TableParagraph"/>
+              <w:jc w:val="center"/>
               <w:rPr>
                 <w:sz w:val="16"/>
               </w:rPr>
@@ -15169,20 +15323,34 @@
           <w:p>
             <w:pPr>
               <w:pStyle w:val="TableParagraph"/>
-              <w:rPr>
+              <w:jc w:val="center"/>
+              <w:rPr>
+                <w:b/>
+                <w:bCs/>
                 <w:sz w:val="16"/>
                 <w:lang w:val="fr-MA"/>
               </w:rPr>
             </w:pPr>
+            <w:r>
+              <w:rPr>
+                <w:b/>
+                <w:bCs/>
+                <w:sz w:val="36"/>
+                <w:szCs w:val="36"/>
+              </w:rPr>
+              <w:sym w:font="Wingdings 2" w:char="F050"/>
+            </w:r>
           </w:p>
         </w:tc>
         <w:tc>
           <w:tcPr>
             <w:tcW w:w="374" w:type="pct"/>
+            <w:vAlign w:val="center"/>
           </w:tcPr>
           <w:p>
             <w:pPr>
               <w:pStyle w:val="TableParagraph"/>
+              <w:jc w:val="center"/>
               <w:rPr>
                 <w:sz w:val="16"/>
                 <w:lang w:val="fr-MA"/>
@@ -15193,10 +15361,12 @@
         <w:tc>
           <w:tcPr>
             <w:tcW w:w="421" w:type="pct"/>
+            <w:vAlign w:val="center"/>
           </w:tcPr>
           <w:p>
             <w:pPr>
               <w:pStyle w:val="TableParagraph"/>
+              <w:jc w:val="center"/>
               <w:rPr>
                 <w:sz w:val="16"/>
                 <w:lang w:val="fr-MA"/>
@@ -15236,6 +15406,7 @@
                 <w:sz w:val="18"/>
               </w:rPr>
             </w:pPr>
+            <w:proofErr w:type="spellStart"/>
             <w:r>
               <w:rPr>
                 <w:w w:val="105"/>
@@ -15243,6 +15414,7 @@
               </w:rPr>
               <w:t>Levés</w:t>
             </w:r>
+            <w:proofErr w:type="spellEnd"/>
             <w:r>
               <w:rPr>
                 <w:spacing w:val="-7"/>
@@ -15251,6 +15423,7 @@
               </w:rPr>
               <w:t xml:space="preserve"> </w:t>
             </w:r>
+            <w:proofErr w:type="spellStart"/>
             <w:r>
               <w:rPr>
                 <w:w w:val="105"/>
@@ -15258,6 +15431,7 @@
               </w:rPr>
               <w:t>topographiques</w:t>
             </w:r>
+            <w:proofErr w:type="spellEnd"/>
             <w:r>
               <w:rPr>
                 <w:spacing w:val="-7"/>
@@ -15281,6 +15455,7 @@
               </w:rPr>
               <w:t xml:space="preserve"> </w:t>
             </w:r>
+            <w:proofErr w:type="spellStart"/>
             <w:r>
               <w:rPr>
                 <w:spacing w:val="-2"/>
@@ -15289,6 +15464,7 @@
               </w:rPr>
               <w:t>décapage</w:t>
             </w:r>
+            <w:proofErr w:type="spellEnd"/>
           </w:p>
         </w:tc>
         <w:tc>
@@ -15298,19 +15474,33 @@
           <w:p>
             <w:pPr>
               <w:pStyle w:val="TableParagraph"/>
-              <w:rPr>
+              <w:jc w:val="center"/>
+              <w:rPr>
+                <w:b/>
+                <w:bCs/>
                 <w:sz w:val="16"/>
               </w:rPr>
             </w:pPr>
+            <w:r>
+              <w:rPr>
+                <w:b/>
+                <w:bCs/>
+                <w:sz w:val="36"/>
+                <w:szCs w:val="36"/>
+              </w:rPr>
+              <w:sym w:font="Wingdings 2" w:char="F050"/>
+            </w:r>
           </w:p>
         </w:tc>
         <w:tc>
           <w:tcPr>
             <w:tcW w:w="374" w:type="pct"/>
+            <w:vAlign w:val="center"/>
           </w:tcPr>
           <w:p>
             <w:pPr>
               <w:pStyle w:val="TableParagraph"/>
+              <w:jc w:val="center"/>
               <w:rPr>
                 <w:sz w:val="16"/>
               </w:rPr>
@@ -15320,10 +15510,12 @@
         <w:tc>
           <w:tcPr>
             <w:tcW w:w="421" w:type="pct"/>
+            <w:vAlign w:val="center"/>
           </w:tcPr>
           <w:p>
             <w:pPr>
               <w:pStyle w:val="TableParagraph"/>
+              <w:jc w:val="center"/>
               <w:rPr>
                 <w:sz w:val="16"/>
               </w:rPr>
@@ -15448,20 +15640,34 @@
           <w:p>
             <w:pPr>
               <w:pStyle w:val="TableParagraph"/>
-              <w:rPr>
+              <w:jc w:val="center"/>
+              <w:rPr>
+                <w:b/>
+                <w:bCs/>
                 <w:sz w:val="16"/>
                 <w:lang w:val="fr-MA"/>
               </w:rPr>
             </w:pPr>
+            <w:r>
+              <w:rPr>
+                <w:b/>
+                <w:bCs/>
+                <w:sz w:val="36"/>
+                <w:szCs w:val="36"/>
+              </w:rPr>
+              <w:sym w:font="Wingdings 2" w:char="F050"/>
+            </w:r>
           </w:p>
         </w:tc>
         <w:tc>
           <w:tcPr>
             <w:tcW w:w="374" w:type="pct"/>
+            <w:vAlign w:val="center"/>
           </w:tcPr>
           <w:p>
             <w:pPr>
               <w:pStyle w:val="TableParagraph"/>
+              <w:jc w:val="center"/>
               <w:rPr>
                 <w:sz w:val="16"/>
                 <w:lang w:val="fr-MA"/>
@@ -15472,10 +15678,12 @@
         <w:tc>
           <w:tcPr>
             <w:tcW w:w="421" w:type="pct"/>
+            <w:vAlign w:val="center"/>
           </w:tcPr>
           <w:p>
             <w:pPr>
               <w:pStyle w:val="TableParagraph"/>
+              <w:jc w:val="center"/>
               <w:rPr>
                 <w:sz w:val="16"/>
                 <w:lang w:val="fr-MA"/>
@@ -15515,6 +15723,7 @@
                 <w:sz w:val="18"/>
               </w:rPr>
             </w:pPr>
+            <w:proofErr w:type="spellStart"/>
             <w:r>
               <w:rPr>
                 <w:w w:val="105"/>
@@ -15522,6 +15731,7 @@
               </w:rPr>
               <w:t>Préparation</w:t>
             </w:r>
+            <w:proofErr w:type="spellEnd"/>
             <w:r>
               <w:rPr>
                 <w:spacing w:val="-4"/>
@@ -15562,19 +15772,33 @@
           <w:p>
             <w:pPr>
               <w:pStyle w:val="TableParagraph"/>
-              <w:rPr>
+              <w:jc w:val="center"/>
+              <w:rPr>
+                <w:b/>
+                <w:bCs/>
                 <w:sz w:val="16"/>
               </w:rPr>
             </w:pPr>
+            <w:r>
+              <w:rPr>
+                <w:b/>
+                <w:bCs/>
+                <w:sz w:val="36"/>
+                <w:szCs w:val="36"/>
+              </w:rPr>
+              <w:sym w:font="Wingdings 2" w:char="F050"/>
+            </w:r>
           </w:p>
         </w:tc>
         <w:tc>
           <w:tcPr>
             <w:tcW w:w="374" w:type="pct"/>
+            <w:vAlign w:val="center"/>
           </w:tcPr>
           <w:p>
             <w:pPr>
               <w:pStyle w:val="TableParagraph"/>
+              <w:jc w:val="center"/>
               <w:rPr>
                 <w:sz w:val="16"/>
               </w:rPr>
@@ -15584,10 +15808,12 @@
         <w:tc>
           <w:tcPr>
             <w:tcW w:w="421" w:type="pct"/>
+            <w:vAlign w:val="center"/>
           </w:tcPr>
           <w:p>
             <w:pPr>
               <w:pStyle w:val="TableParagraph"/>
+              <w:jc w:val="center"/>
               <w:rPr>
                 <w:sz w:val="16"/>
               </w:rPr>
@@ -15896,6 +16122,35 @@
           <w:p>
             <w:pPr>
               <w:pStyle w:val="TableParagraph"/>
+              <w:jc w:val="center"/>
+              <w:rPr>
+                <w:b/>
+                <w:bCs/>
+                <w:sz w:val="32"/>
+                <w:szCs w:val="32"/>
+                <w:lang w:val="fr-MA"/>
+              </w:rPr>
+            </w:pPr>
+            <w:r>
+              <w:rPr>
+                <w:b/>
+                <w:bCs/>
+                <w:sz w:val="32"/>
+                <w:szCs w:val="32"/>
+              </w:rPr>
+              <w:sym w:font="Wingdings 2" w:char="F050"/>
+            </w:r>
+          </w:p>
+        </w:tc>
+        <w:tc>
+          <w:tcPr>
+            <w:tcW w:w="374" w:type="pct"/>
+            <w:vAlign w:val="center"/>
+          </w:tcPr>
+          <w:p>
+            <w:pPr>
+              <w:pStyle w:val="TableParagraph"/>
+              <w:jc w:val="center"/>
               <w:rPr>
                 <w:sz w:val="16"/>
                 <w:lang w:val="fr-MA"/>
@@ -15905,25 +16160,13 @@
         </w:tc>
         <w:tc>
           <w:tcPr>
-            <w:tcW w:w="374" w:type="pct"/>
+            <w:tcW w:w="421" w:type="pct"/>
+            <w:vAlign w:val="center"/>
           </w:tcPr>
           <w:p>
             <w:pPr>
               <w:pStyle w:val="TableParagraph"/>
-              <w:rPr>
-                <w:sz w:val="16"/>
-                <w:lang w:val="fr-MA"/>
-              </w:rPr>
-            </w:pPr>
-          </w:p>
-        </w:tc>
-        <w:tc>
-          <w:tcPr>
-            <w:tcW w:w="421" w:type="pct"/>
-          </w:tcPr>
-          <w:p>
-            <w:pPr>
-              <w:pStyle w:val="TableParagraph"/>
+              <w:jc w:val="center"/>
               <w:rPr>
                 <w:sz w:val="16"/>
                 <w:lang w:val="fr-MA"/>
@@ -16050,6 +16293,35 @@
           <w:p>
             <w:pPr>
               <w:pStyle w:val="TableParagraph"/>
+              <w:jc w:val="center"/>
+              <w:rPr>
+                <w:b/>
+                <w:bCs/>
+                <w:sz w:val="32"/>
+                <w:szCs w:val="32"/>
+                <w:lang w:val="fr-MA"/>
+              </w:rPr>
+            </w:pPr>
+            <w:r>
+              <w:rPr>
+                <w:b/>
+                <w:bCs/>
+                <w:sz w:val="32"/>
+                <w:szCs w:val="32"/>
+              </w:rPr>
+              <w:sym w:font="Wingdings 2" w:char="F050"/>
+            </w:r>
+          </w:p>
+        </w:tc>
+        <w:tc>
+          <w:tcPr>
+            <w:tcW w:w="374" w:type="pct"/>
+            <w:vAlign w:val="center"/>
+          </w:tcPr>
+          <w:p>
+            <w:pPr>
+              <w:pStyle w:val="TableParagraph"/>
+              <w:jc w:val="center"/>
               <w:rPr>
                 <w:sz w:val="16"/>
                 <w:lang w:val="fr-MA"/>
@@ -16059,25 +16331,13 @@
         </w:tc>
         <w:tc>
           <w:tcPr>
-            <w:tcW w:w="374" w:type="pct"/>
+            <w:tcW w:w="421" w:type="pct"/>
+            <w:vAlign w:val="center"/>
           </w:tcPr>
           <w:p>
             <w:pPr>
               <w:pStyle w:val="TableParagraph"/>
-              <w:rPr>
-                <w:sz w:val="16"/>
-                <w:lang w:val="fr-MA"/>
-              </w:rPr>
-            </w:pPr>
-          </w:p>
-        </w:tc>
-        <w:tc>
-          <w:tcPr>
-            <w:tcW w:w="421" w:type="pct"/>
-          </w:tcPr>
-          <w:p>
-            <w:pPr>
-              <w:pStyle w:val="TableParagraph"/>
+              <w:jc w:val="center"/>
               <w:rPr>
                 <w:sz w:val="16"/>
                 <w:lang w:val="fr-MA"/>
@@ -16117,6 +16377,7 @@
                 <w:sz w:val="18"/>
               </w:rPr>
             </w:pPr>
+            <w:proofErr w:type="spellStart"/>
             <w:r>
               <w:rPr>
                 <w:w w:val="105"/>
@@ -16124,6 +16385,7 @@
               </w:rPr>
               <w:t>Levés</w:t>
             </w:r>
+            <w:proofErr w:type="spellEnd"/>
             <w:r>
               <w:rPr>
                 <w:spacing w:val="-8"/>
@@ -16132,6 +16394,7 @@
               </w:rPr>
               <w:t xml:space="preserve"> </w:t>
             </w:r>
+            <w:proofErr w:type="spellStart"/>
             <w:r>
               <w:rPr>
                 <w:w w:val="105"/>
@@ -16139,6 +16402,7 @@
               </w:rPr>
               <w:t>topographiques</w:t>
             </w:r>
+            <w:proofErr w:type="spellEnd"/>
             <w:r>
               <w:rPr>
                 <w:spacing w:val="-7"/>
@@ -16162,6 +16426,7 @@
               </w:rPr>
               <w:t xml:space="preserve"> </w:t>
             </w:r>
+            <w:proofErr w:type="spellStart"/>
             <w:r>
               <w:rPr>
                 <w:spacing w:val="-2"/>
@@ -16170,6 +16435,7 @@
               </w:rPr>
               <w:t>décapage</w:t>
             </w:r>
+            <w:proofErr w:type="spellEnd"/>
           </w:p>
         </w:tc>
         <w:tc>
@@ -16179,6 +16445,34 @@
           <w:p>
             <w:pPr>
               <w:pStyle w:val="TableParagraph"/>
+              <w:jc w:val="center"/>
+              <w:rPr>
+                <w:b/>
+                <w:bCs/>
+                <w:sz w:val="32"/>
+                <w:szCs w:val="32"/>
+              </w:rPr>
+            </w:pPr>
+            <w:r>
+              <w:rPr>
+                <w:b/>
+                <w:bCs/>
+                <w:sz w:val="32"/>
+                <w:szCs w:val="32"/>
+              </w:rPr>
+              <w:sym w:font="Wingdings 2" w:char="F050"/>
+            </w:r>
+          </w:p>
+        </w:tc>
+        <w:tc>
+          <w:tcPr>
+            <w:tcW w:w="374" w:type="pct"/>
+            <w:vAlign w:val="center"/>
+          </w:tcPr>
+          <w:p>
+            <w:pPr>
+              <w:pStyle w:val="TableParagraph"/>
+              <w:jc w:val="center"/>
               <w:rPr>
                 <w:sz w:val="16"/>
               </w:rPr>
@@ -16187,24 +16481,13 @@
         </w:tc>
         <w:tc>
           <w:tcPr>
-            <w:tcW w:w="374" w:type="pct"/>
+            <w:tcW w:w="421" w:type="pct"/>
+            <w:vAlign w:val="center"/>
           </w:tcPr>
           <w:p>
             <w:pPr>
               <w:pStyle w:val="TableParagraph"/>
-              <w:rPr>
-                <w:sz w:val="16"/>
-              </w:rPr>
-            </w:pPr>
-          </w:p>
-        </w:tc>
-        <w:tc>
-          <w:tcPr>
-            <w:tcW w:w="421" w:type="pct"/>
-          </w:tcPr>
-          <w:p>
-            <w:pPr>
-              <w:pStyle w:val="TableParagraph"/>
+              <w:jc w:val="center"/>
               <w:rPr>
                 <w:sz w:val="16"/>
               </w:rPr>
@@ -16495,8 +16778,18 @@
                 <w:color w:val="FFFFFF"/>
                 <w:sz w:val="19"/>
               </w:rPr>
-              <w:t>(conformité</w:t>
-            </w:r>
+              <w:t>(</w:t>
+            </w:r>
+            <w:proofErr w:type="spellStart"/>
+            <w:r>
+              <w:rPr>
+                <w:b/>
+                <w:color w:val="FFFFFF"/>
+                <w:sz w:val="19"/>
+              </w:rPr>
+              <w:t>conformité</w:t>
+            </w:r>
+            <w:proofErr w:type="spellEnd"/>
             <w:r>
               <w:rPr>
                 <w:b/>
@@ -16523,6 +16816,7 @@
               </w:rPr>
               <w:t xml:space="preserve"> </w:t>
             </w:r>
+            <w:proofErr w:type="spellStart"/>
             <w:r>
               <w:rPr>
                 <w:b/>
@@ -16530,7 +16824,17 @@
                 <w:spacing w:val="-2"/>
                 <w:sz w:val="19"/>
               </w:rPr>
-              <w:t>résultats)</w:t>
+              <w:t>résultats</w:t>
+            </w:r>
+            <w:proofErr w:type="spellEnd"/>
+            <w:r>
+              <w:rPr>
+                <w:b/>
+                <w:color w:val="FFFFFF"/>
+                <w:spacing w:val="-2"/>
+                <w:sz w:val="19"/>
+              </w:rPr>
+              <w:t>)</w:t>
             </w:r>
           </w:p>
         </w:tc>
@@ -16557,12 +16861,21 @@
                 <w:sz w:val="19"/>
               </w:rPr>
             </w:pPr>
+            <w:proofErr w:type="spellStart"/>
             <w:r>
               <w:rPr>
                 <w:b/>
                 <w:sz w:val="19"/>
               </w:rPr>
-              <w:t xml:space="preserve">Contrôle </w:t>
+              <w:t>Contrôle</w:t>
+            </w:r>
+            <w:proofErr w:type="spellEnd"/>
+            <w:r>
+              <w:rPr>
+                <w:b/>
+                <w:sz w:val="19"/>
+              </w:rPr>
+              <w:t xml:space="preserve"> </w:t>
             </w:r>
             <w:r>
               <w:rPr>
@@ -16703,12 +17016,21 @@
                 <w:sz w:val="28"/>
               </w:rPr>
             </w:pPr>
+            <w:proofErr w:type="spellStart"/>
             <w:r>
               <w:rPr>
                 <w:b/>
                 <w:sz w:val="28"/>
               </w:rPr>
-              <w:t xml:space="preserve">Contrôle </w:t>
+              <w:t>Contrôle</w:t>
+            </w:r>
+            <w:proofErr w:type="spellEnd"/>
+            <w:r>
+              <w:rPr>
+                <w:b/>
+                <w:sz w:val="28"/>
+              </w:rPr>
+              <w:t xml:space="preserve"> </w:t>
             </w:r>
             <w:r>
               <w:rPr>
@@ -16736,12 +17058,21 @@
                 <w:sz w:val="28"/>
               </w:rPr>
             </w:pPr>
+            <w:proofErr w:type="spellStart"/>
             <w:r>
               <w:rPr>
                 <w:b/>
                 <w:sz w:val="28"/>
               </w:rPr>
-              <w:t xml:space="preserve">Contrôle </w:t>
+              <w:t>Contrôle</w:t>
+            </w:r>
+            <w:proofErr w:type="spellEnd"/>
+            <w:r>
+              <w:rPr>
+                <w:b/>
+                <w:sz w:val="28"/>
+              </w:rPr>
+              <w:t xml:space="preserve"> </w:t>
             </w:r>
             <w:r>
               <w:rPr>
@@ -16768,13 +17099,23 @@
                 <w:sz w:val="28"/>
               </w:rPr>
             </w:pPr>
+            <w:proofErr w:type="spellStart"/>
             <w:r>
               <w:rPr>
                 <w:b/>
                 <w:sz w:val="28"/>
               </w:rPr>
-              <w:t xml:space="preserve">Contrôle </w:t>
-            </w:r>
+              <w:t>Contrôle</w:t>
+            </w:r>
+            <w:proofErr w:type="spellEnd"/>
+            <w:r>
+              <w:rPr>
+                <w:b/>
+                <w:sz w:val="28"/>
+              </w:rPr>
+              <w:t xml:space="preserve"> </w:t>
+            </w:r>
+            <w:proofErr w:type="spellStart"/>
             <w:r>
               <w:rPr>
                 <w:b/>
@@ -16783,6 +17124,7 @@
               </w:rPr>
               <w:t>Extérieur</w:t>
             </w:r>
+            <w:proofErr w:type="spellEnd"/>
           </w:p>
         </w:tc>
       </w:tr>
@@ -16882,6 +17224,7 @@
                 <w:b/>
               </w:rPr>
             </w:pPr>
+            <w:proofErr w:type="spellStart"/>
             <w:r>
               <w:rPr>
                 <w:b/>
@@ -16889,6 +17232,7 @@
               </w:rPr>
               <w:t>Qualité</w:t>
             </w:r>
+            <w:proofErr w:type="spellEnd"/>
           </w:p>
         </w:tc>
         <w:tc>
@@ -17439,7 +17783,15 @@
                 <w:b/>
                 <w:sz w:val="19"/>
               </w:rPr>
-              <w:t>N°</w:t>
+              <w:t>N</w:t>
+            </w:r>
+            <w:proofErr w:type="gramStart"/>
+            <w:r>
+              <w:rPr>
+                <w:b/>
+                <w:sz w:val="19"/>
+              </w:rPr>
+              <w:t>°</w:t>
             </w:r>
             <w:r>
               <w:rPr>
@@ -17456,6 +17808,7 @@
               </w:rPr>
               <w:t>:</w:t>
             </w:r>
+            <w:proofErr w:type="gramEnd"/>
             <w:r>
               <w:rPr>
                 <w:b/>
@@ -17464,6 +17817,7 @@
               </w:rPr>
               <w:t xml:space="preserve"> </w:t>
             </w:r>
+            <w:proofErr w:type="gramStart"/>
             <w:r>
               <w:rPr>
                 <w:b/>
@@ -17487,6 +17841,7 @@
               </w:rPr>
               <w:t>:</w:t>
             </w:r>
+            <w:proofErr w:type="gramEnd"/>
           </w:p>
         </w:tc>
       </w:tr>
@@ -18472,6 +18827,7 @@
                 <w:sz w:val="19"/>
               </w:rPr>
             </w:pPr>
+            <w:proofErr w:type="gramStart"/>
             <w:r>
               <w:rPr>
                 <w:b/>
@@ -18495,6 +18851,7 @@
               </w:rPr>
               <w:t>:</w:t>
             </w:r>
+            <w:proofErr w:type="gramEnd"/>
           </w:p>
         </w:tc>
       </w:tr>
@@ -18733,6 +19090,7 @@
                 <w:sz w:val="19"/>
               </w:rPr>
             </w:pPr>
+            <w:proofErr w:type="spellStart"/>
             <w:r>
               <w:rPr>
                 <w:spacing w:val="-2"/>
@@ -18740,6 +19098,7 @@
               </w:rPr>
               <w:t>Qualité</w:t>
             </w:r>
+            <w:proofErr w:type="spellEnd"/>
           </w:p>
         </w:tc>
         <w:tc>
